--- a/public/tours/domestic/south_india/itineraries/3 Days Coastal Bliss Tour - Kanyakumari, Poovar, Thiruvananthapuram.docx
+++ b/public/tours/domestic/south_india/itineraries/3 Days Coastal Bliss Tour - Kanyakumari, Poovar, Thiruvananthapuram.docx
@@ -1,6 +1,6 @@
 
 <file path=word/document.xml><?xml version="1.0" encoding="utf-8"?>
-<w:document xmlns:wpc="http://schemas.microsoft.com/office/word/2010/wordprocessingCanvas" xmlns:cx="http://schemas.microsoft.com/office/drawing/2014/chartex" xmlns:cx1="http://schemas.microsoft.com/office/drawing/2015/9/8/chartex" xmlns:cx2="http://schemas.microsoft.com/office/drawing/2015/10/21/chartex" xmlns:cx3="http://schemas.microsoft.com/office/drawing/2016/5/9/chartex" xmlns:cx4="http://schemas.microsoft.com/office/drawing/2016/5/10/chartex" xmlns:cx5="http://schemas.microsoft.com/office/drawing/2016/5/11/chartex" xmlns:cx6="http://schemas.microsoft.com/office/drawing/2016/5/12/chartex" xmlns:cx7="http://schemas.microsoft.com/office/drawing/2016/5/13/chartex" xmlns:cx8="http://schemas.microsoft.com/office/drawing/2016/5/14/chartex" xmlns:mc="http://schemas.openxmlformats.org/markup-compatibility/2006" xmlns:aink="http://schemas.microsoft.com/office/drawing/2016/ink" xmlns:am3d="http://schemas.microsoft.com/office/drawing/2017/model3d" xmlns:o="urn:schemas-microsoft-com:office:office" xmlns:oel="http://schemas.microsoft.com/office/2019/extlst" xmlns:r="http://schemas.openxmlformats.org/officeDocument/2006/relationships" xmlns:m="http://schemas.openxmlformats.org/officeDocument/2006/math" xmlns:v="urn:schemas-microsoft-com:vml" xmlns:wp14="http://schemas.microsoft.com/office/word/2010/wordprocessingDrawing" xmlns:wp="http://schemas.openxmlformats.org/drawingml/2006/wordprocessingDrawing" xmlns:w10="urn:schemas-microsoft-com:office:word" xmlns:w="http://schemas.openxmlformats.org/wordprocessingml/2006/main" xmlns:w14="http://schemas.microsoft.com/office/word/2010/wordml" xmlns:w15="http://schemas.microsoft.com/office/word/2012/wordml" xmlns:w16cex="http://schemas.microsoft.com/office/word/2018/wordml/cex" xmlns:w16cid="http://schemas.microsoft.com/office/word/2016/wordml/cid" xmlns:w16="http://schemas.microsoft.com/office/word/2018/wordml" xmlns:w16du="http://schemas.microsoft.com/office/word/2023/wordml/word16du" xmlns:w16sdtdh="http://schemas.microsoft.com/office/word/2020/wordml/sdtdatahash" xmlns:w16sdtfl="http://schemas.microsoft.com/office/word/2024/wordml/sdtformatlock" xmlns:w16se="http://schemas.microsoft.com/office/word/2015/wordml/symex" xmlns:wpg="http://schemas.microsoft.com/office/word/2010/wordprocessingGroup" xmlns:wpi="http://schemas.microsoft.com/office/word/2010/wordprocessingInk" xmlns:wne="http://schemas.microsoft.com/office/word/2006/wordml" xmlns:wps="http://schemas.microsoft.com/office/word/2010/wordprocessingShape" mc:Ignorable="w14 w15 w16se w16cid w16 w16cex w16sdtdh w16sdtfl w16du wp14">
+<w:document xmlns:wpc="http://schemas.microsoft.com/office/word/2010/wordprocessingCanvas" xmlns:cx="http://schemas.microsoft.com/office/drawing/2014/chartex" xmlns:cx1="http://schemas.microsoft.com/office/drawing/2015/9/8/chartex" xmlns:cx2="http://schemas.microsoft.com/office/drawing/2015/10/21/chartex" xmlns:cx3="http://schemas.microsoft.com/office/drawing/2016/5/9/chartex" xmlns:cx4="http://schemas.microsoft.com/office/drawing/2016/5/10/chartex" xmlns:cx5="http://schemas.microsoft.com/office/drawing/2016/5/11/chartex" xmlns:cx6="http://schemas.microsoft.com/office/drawing/2016/5/12/chartex" xmlns:cx7="http://schemas.microsoft.com/office/drawing/2016/5/13/chartex" xmlns:cx8="http://schemas.microsoft.com/office/drawing/2016/5/14/chartex" xmlns:mc="http://schemas.openxmlformats.org/markup-compatibility/2006" xmlns:aink="http://schemas.microsoft.com/office/drawing/2016/ink" xmlns:am3d="http://schemas.microsoft.com/office/drawing/2017/model3d" xmlns:o="urn:schemas-microsoft-com:office:office" xmlns:r="http://schemas.openxmlformats.org/officeDocument/2006/relationships" xmlns:m="http://schemas.openxmlformats.org/officeDocument/2006/math" xmlns:v="urn:schemas-microsoft-com:vml" xmlns:wp14="http://schemas.microsoft.com/office/word/2010/wordprocessingDrawing" xmlns:wp="http://schemas.openxmlformats.org/drawingml/2006/wordprocessingDrawing" xmlns:w10="urn:schemas-microsoft-com:office:word" xmlns:w="http://schemas.openxmlformats.org/wordprocessingml/2006/main" xmlns:w14="http://schemas.microsoft.com/office/word/2010/wordml" xmlns:w15="http://schemas.microsoft.com/office/word/2012/wordml" xmlns:w16cid="http://schemas.microsoft.com/office/word/2016/wordml/cid" xmlns:w16se="http://schemas.microsoft.com/office/word/2015/wordml/symex" xmlns:wpg="http://schemas.microsoft.com/office/word/2010/wordprocessingGroup" xmlns:wpi="http://schemas.microsoft.com/office/word/2010/wordprocessingInk" xmlns:wne="http://schemas.microsoft.com/office/word/2006/wordml" xmlns:wps="http://schemas.microsoft.com/office/word/2010/wordprocessingShape" mc:Ignorable="w14 w15 w16se w16cid wp14">
   <w:body>
     <w:p>
       <w:pPr>
@@ -73,6 +73,24 @@
           <v:rect id="_x0000_i1025" style="width:0;height:1.5pt" o:hralign="center" o:hrstd="t" o:hr="t" fillcolor="#a0a0a0" stroked="f"/>
         </w:pict>
       </w:r>
+    </w:p>
+    <w:p>
+      <w:pPr>
+        <w:rPr>
+          <w:rFonts w:ascii="Arial" w:hAnsi="Arial" w:cs="Arial"/>
+          <w:b/>
+          <w:bCs/>
+        </w:rPr>
+      </w:pPr>
+    </w:p>
+    <w:p>
+      <w:pPr>
+        <w:rPr>
+          <w:rFonts w:ascii="Arial" w:hAnsi="Arial" w:cs="Arial"/>
+        </w:rPr>
+      </w:pPr>
+      <w:bookmarkStart w:id="0" w:name="_GoBack"/>
+      <w:bookmarkEnd w:id="0"/>
       <w:r>
         <w:rPr>
           <w:rFonts w:ascii="Arial" w:hAnsi="Arial" w:cs="Arial"/>
@@ -267,7 +285,7 @@
           <w:rFonts w:ascii="Arial" w:hAnsi="Arial" w:cs="Arial"/>
         </w:rPr>
         <w:pict w14:anchorId="2FF56853">
-          <v:rect id="_x0000_i1035" style="width:0;height:1.5pt" o:hralign="center" o:hrstd="t" o:hr="t" fillcolor="#a0a0a0" stroked="f"/>
+          <v:rect id="_x0000_i1027" style="width:0;height:1.5pt" o:hralign="center" o:hrstd="t" o:hr="t" fillcolor="#a0a0a0" stroked="f"/>
         </w:pict>
       </w:r>
     </w:p>
@@ -318,7 +336,7 @@
           <w:rFonts w:ascii="Arial" w:hAnsi="Arial" w:cs="Arial"/>
         </w:rPr>
         <w:pict w14:anchorId="05BBBC72">
-          <v:rect id="_x0000_i1027" style="width:0;height:1.5pt" o:hralign="center" o:hrstd="t" o:hr="t" fillcolor="#a0a0a0" stroked="f"/>
+          <v:rect id="_x0000_i1028" style="width:0;height:1.5pt" o:hralign="center" o:hrstd="t" o:hr="t" fillcolor="#a0a0a0" stroked="f"/>
         </w:pict>
       </w:r>
       <w:r>
@@ -356,7 +374,7 @@
           <w:rFonts w:ascii="Arial" w:hAnsi="Arial" w:cs="Arial"/>
         </w:rPr>
         <w:pict w14:anchorId="0E391618">
-          <v:rect id="_x0000_i1028" style="width:0;height:1.5pt" o:hralign="center" o:hrstd="t" o:hr="t" fillcolor="#a0a0a0" stroked="f"/>
+          <v:rect id="_x0000_i1029" style="width:0;height:1.5pt" o:hralign="center" o:hrstd="t" o:hr="t" fillcolor="#a0a0a0" stroked="f"/>
         </w:pict>
       </w:r>
     </w:p>
@@ -386,7 +404,7 @@
           <w:rFonts w:ascii="Arial" w:hAnsi="Arial" w:cs="Arial"/>
         </w:rPr>
         <w:pict w14:anchorId="3F113E6E">
-          <v:rect id="_x0000_i1029" style="width:0;height:1.5pt" o:hralign="center" o:hrstd="t" o:hr="t" fillcolor="#a0a0a0" stroked="f"/>
+          <v:rect id="_x0000_i1030" style="width:0;height:1.5pt" o:hralign="center" o:hrstd="t" o:hr="t" fillcolor="#a0a0a0" stroked="f"/>
         </w:pict>
       </w:r>
     </w:p>
@@ -416,7 +434,7 @@
           <w:rFonts w:ascii="Arial" w:hAnsi="Arial" w:cs="Arial"/>
         </w:rPr>
         <w:pict w14:anchorId="1394E625">
-          <v:rect id="_x0000_i1030" style="width:0;height:1.5pt" o:hralign="center" o:hrstd="t" o:hr="t" fillcolor="#a0a0a0" stroked="f"/>
+          <v:rect id="_x0000_i1031" style="width:0;height:1.5pt" o:hralign="center" o:hrstd="t" o:hr="t" fillcolor="#a0a0a0" stroked="f"/>
         </w:pict>
       </w:r>
       <w:r>
@@ -465,13 +483,18 @@
           <w:rFonts w:ascii="Arial" w:hAnsi="Arial" w:cs="Arial"/>
         </w:rPr>
         <w:br/>
+      </w:r>
+      <w:r>
+        <w:rPr>
+          <w:rFonts w:ascii="Arial" w:hAnsi="Arial" w:cs="Arial"/>
+        </w:rPr>
+        <w:lastRenderedPageBreak/>
         <w:t>• Sightseeing</w:t>
       </w:r>
       <w:r>
         <w:rPr>
           <w:rFonts w:ascii="Arial" w:hAnsi="Arial" w:cs="Arial"/>
         </w:rPr>
-        <w:lastRenderedPageBreak/>
         <w:pict w14:anchorId="10E7EA97">
           <v:rect id="_x0000_i1032" style="width:0;height:1.5pt" o:hralign="center" o:hrstd="t" o:hr="t" fillcolor="#a0a0a0" stroked="f"/>
         </w:pict>
@@ -596,7 +619,7 @@
 </file>
 
 <file path=word/endnotes.xml><?xml version="1.0" encoding="utf-8"?>
-<w:endnotes xmlns:wpc="http://schemas.microsoft.com/office/word/2010/wordprocessingCanvas" xmlns:cx="http://schemas.microsoft.com/office/drawing/2014/chartex" xmlns:cx1="http://schemas.microsoft.com/office/drawing/2015/9/8/chartex" xmlns:cx2="http://schemas.microsoft.com/office/drawing/2015/10/21/chartex" xmlns:cx3="http://schemas.microsoft.com/office/drawing/2016/5/9/chartex" xmlns:cx4="http://schemas.microsoft.com/office/drawing/2016/5/10/chartex" xmlns:cx5="http://schemas.microsoft.com/office/drawing/2016/5/11/chartex" xmlns:cx6="http://schemas.microsoft.com/office/drawing/2016/5/12/chartex" xmlns:cx7="http://schemas.microsoft.com/office/drawing/2016/5/13/chartex" xmlns:cx8="http://schemas.microsoft.com/office/drawing/2016/5/14/chartex" xmlns:mc="http://schemas.openxmlformats.org/markup-compatibility/2006" xmlns:aink="http://schemas.microsoft.com/office/drawing/2016/ink" xmlns:am3d="http://schemas.microsoft.com/office/drawing/2017/model3d" xmlns:o="urn:schemas-microsoft-com:office:office" xmlns:oel="http://schemas.microsoft.com/office/2019/extlst" xmlns:r="http://schemas.openxmlformats.org/officeDocument/2006/relationships" xmlns:m="http://schemas.openxmlformats.org/officeDocument/2006/math" xmlns:v="urn:schemas-microsoft-com:vml" xmlns:wp14="http://schemas.microsoft.com/office/word/2010/wordprocessingDrawing" xmlns:wp="http://schemas.openxmlformats.org/drawingml/2006/wordprocessingDrawing" xmlns:w10="urn:schemas-microsoft-com:office:word" xmlns:w="http://schemas.openxmlformats.org/wordprocessingml/2006/main" xmlns:w14="http://schemas.microsoft.com/office/word/2010/wordml" xmlns:w15="http://schemas.microsoft.com/office/word/2012/wordml" xmlns:w16cex="http://schemas.microsoft.com/office/word/2018/wordml/cex" xmlns:w16cid="http://schemas.microsoft.com/office/word/2016/wordml/cid" xmlns:w16="http://schemas.microsoft.com/office/word/2018/wordml" xmlns:w16du="http://schemas.microsoft.com/office/word/2023/wordml/word16du" xmlns:w16sdtdh="http://schemas.microsoft.com/office/word/2020/wordml/sdtdatahash" xmlns:w16sdtfl="http://schemas.microsoft.com/office/word/2024/wordml/sdtformatlock" xmlns:w16se="http://schemas.microsoft.com/office/word/2015/wordml/symex" xmlns:wpg="http://schemas.microsoft.com/office/word/2010/wordprocessingGroup" xmlns:wpi="http://schemas.microsoft.com/office/word/2010/wordprocessingInk" xmlns:wne="http://schemas.microsoft.com/office/word/2006/wordml" xmlns:wps="http://schemas.microsoft.com/office/word/2010/wordprocessingShape" mc:Ignorable="w14 w15 w16se w16cid w16 w16cex w16sdtdh w16sdtfl w16du wp14">
+<w:endnotes xmlns:wpc="http://schemas.microsoft.com/office/word/2010/wordprocessingCanvas" xmlns:cx="http://schemas.microsoft.com/office/drawing/2014/chartex" xmlns:cx1="http://schemas.microsoft.com/office/drawing/2015/9/8/chartex" xmlns:cx2="http://schemas.microsoft.com/office/drawing/2015/10/21/chartex" xmlns:cx3="http://schemas.microsoft.com/office/drawing/2016/5/9/chartex" xmlns:cx4="http://schemas.microsoft.com/office/drawing/2016/5/10/chartex" xmlns:cx5="http://schemas.microsoft.com/office/drawing/2016/5/11/chartex" xmlns:cx6="http://schemas.microsoft.com/office/drawing/2016/5/12/chartex" xmlns:cx7="http://schemas.microsoft.com/office/drawing/2016/5/13/chartex" xmlns:cx8="http://schemas.microsoft.com/office/drawing/2016/5/14/chartex" xmlns:mc="http://schemas.openxmlformats.org/markup-compatibility/2006" xmlns:aink="http://schemas.microsoft.com/office/drawing/2016/ink" xmlns:am3d="http://schemas.microsoft.com/office/drawing/2017/model3d" xmlns:o="urn:schemas-microsoft-com:office:office" xmlns:r="http://schemas.openxmlformats.org/officeDocument/2006/relationships" xmlns:m="http://schemas.openxmlformats.org/officeDocument/2006/math" xmlns:v="urn:schemas-microsoft-com:vml" xmlns:wp14="http://schemas.microsoft.com/office/word/2010/wordprocessingDrawing" xmlns:wp="http://schemas.openxmlformats.org/drawingml/2006/wordprocessingDrawing" xmlns:w10="urn:schemas-microsoft-com:office:word" xmlns:w="http://schemas.openxmlformats.org/wordprocessingml/2006/main" xmlns:w14="http://schemas.microsoft.com/office/word/2010/wordml" xmlns:w15="http://schemas.microsoft.com/office/word/2012/wordml" xmlns:w16cid="http://schemas.microsoft.com/office/word/2016/wordml/cid" xmlns:w16se="http://schemas.microsoft.com/office/word/2015/wordml/symex" xmlns:wpg="http://schemas.microsoft.com/office/word/2010/wordprocessingGroup" xmlns:wpi="http://schemas.microsoft.com/office/word/2010/wordprocessingInk" xmlns:wne="http://schemas.microsoft.com/office/word/2006/wordml" xmlns:wps="http://schemas.microsoft.com/office/word/2010/wordprocessingShape" mc:Ignorable="w14 w15 w16se w16cid wp14">
   <w:endnote w:type="separator" w:id="-1">
     <w:p>
       <w:pPr>
@@ -621,7 +644,7 @@
 </file>
 
 <file path=word/footer1.xml><?xml version="1.0" encoding="utf-8"?>
-<w:ftr xmlns:wpc="http://schemas.microsoft.com/office/word/2010/wordprocessingCanvas" xmlns:cx="http://schemas.microsoft.com/office/drawing/2014/chartex" xmlns:cx1="http://schemas.microsoft.com/office/drawing/2015/9/8/chartex" xmlns:cx2="http://schemas.microsoft.com/office/drawing/2015/10/21/chartex" xmlns:cx3="http://schemas.microsoft.com/office/drawing/2016/5/9/chartex" xmlns:cx4="http://schemas.microsoft.com/office/drawing/2016/5/10/chartex" xmlns:cx5="http://schemas.microsoft.com/office/drawing/2016/5/11/chartex" xmlns:cx6="http://schemas.microsoft.com/office/drawing/2016/5/12/chartex" xmlns:cx7="http://schemas.microsoft.com/office/drawing/2016/5/13/chartex" xmlns:cx8="http://schemas.microsoft.com/office/drawing/2016/5/14/chartex" xmlns:mc="http://schemas.openxmlformats.org/markup-compatibility/2006" xmlns:aink="http://schemas.microsoft.com/office/drawing/2016/ink" xmlns:am3d="http://schemas.microsoft.com/office/drawing/2017/model3d" xmlns:o="urn:schemas-microsoft-com:office:office" xmlns:oel="http://schemas.microsoft.com/office/2019/extlst" xmlns:r="http://schemas.openxmlformats.org/officeDocument/2006/relationships" xmlns:m="http://schemas.openxmlformats.org/officeDocument/2006/math" xmlns:v="urn:schemas-microsoft-com:vml" xmlns:wp14="http://schemas.microsoft.com/office/word/2010/wordprocessingDrawing" xmlns:wp="http://schemas.openxmlformats.org/drawingml/2006/wordprocessingDrawing" xmlns:w10="urn:schemas-microsoft-com:office:word" xmlns:w="http://schemas.openxmlformats.org/wordprocessingml/2006/main" xmlns:w14="http://schemas.microsoft.com/office/word/2010/wordml" xmlns:w15="http://schemas.microsoft.com/office/word/2012/wordml" xmlns:w16cex="http://schemas.microsoft.com/office/word/2018/wordml/cex" xmlns:w16cid="http://schemas.microsoft.com/office/word/2016/wordml/cid" xmlns:w16="http://schemas.microsoft.com/office/word/2018/wordml" xmlns:w16du="http://schemas.microsoft.com/office/word/2023/wordml/word16du" xmlns:w16sdtdh="http://schemas.microsoft.com/office/word/2020/wordml/sdtdatahash" xmlns:w16sdtfl="http://schemas.microsoft.com/office/word/2024/wordml/sdtformatlock" xmlns:w16se="http://schemas.microsoft.com/office/word/2015/wordml/symex" xmlns:wpg="http://schemas.microsoft.com/office/word/2010/wordprocessingGroup" xmlns:wpi="http://schemas.microsoft.com/office/word/2010/wordprocessingInk" xmlns:wne="http://schemas.microsoft.com/office/word/2006/wordml" xmlns:wps="http://schemas.microsoft.com/office/word/2010/wordprocessingShape" mc:Ignorable="w14 w15 w16se w16cid w16 w16cex w16sdtdh w16sdtfl w16du wp14">
+<w:ftr xmlns:wpc="http://schemas.microsoft.com/office/word/2010/wordprocessingCanvas" xmlns:cx="http://schemas.microsoft.com/office/drawing/2014/chartex" xmlns:cx1="http://schemas.microsoft.com/office/drawing/2015/9/8/chartex" xmlns:cx2="http://schemas.microsoft.com/office/drawing/2015/10/21/chartex" xmlns:cx3="http://schemas.microsoft.com/office/drawing/2016/5/9/chartex" xmlns:cx4="http://schemas.microsoft.com/office/drawing/2016/5/10/chartex" xmlns:cx5="http://schemas.microsoft.com/office/drawing/2016/5/11/chartex" xmlns:cx6="http://schemas.microsoft.com/office/drawing/2016/5/12/chartex" xmlns:cx7="http://schemas.microsoft.com/office/drawing/2016/5/13/chartex" xmlns:cx8="http://schemas.microsoft.com/office/drawing/2016/5/14/chartex" xmlns:mc="http://schemas.openxmlformats.org/markup-compatibility/2006" xmlns:aink="http://schemas.microsoft.com/office/drawing/2016/ink" xmlns:am3d="http://schemas.microsoft.com/office/drawing/2017/model3d" xmlns:o="urn:schemas-microsoft-com:office:office" xmlns:r="http://schemas.openxmlformats.org/officeDocument/2006/relationships" xmlns:m="http://schemas.openxmlformats.org/officeDocument/2006/math" xmlns:v="urn:schemas-microsoft-com:vml" xmlns:wp14="http://schemas.microsoft.com/office/word/2010/wordprocessingDrawing" xmlns:wp="http://schemas.openxmlformats.org/drawingml/2006/wordprocessingDrawing" xmlns:w10="urn:schemas-microsoft-com:office:word" xmlns:w="http://schemas.openxmlformats.org/wordprocessingml/2006/main" xmlns:w14="http://schemas.microsoft.com/office/word/2010/wordml" xmlns:w15="http://schemas.microsoft.com/office/word/2012/wordml" xmlns:w16cid="http://schemas.microsoft.com/office/word/2016/wordml/cid" xmlns:w16se="http://schemas.microsoft.com/office/word/2015/wordml/symex" xmlns:wpg="http://schemas.microsoft.com/office/word/2010/wordprocessingGroup" xmlns:wpi="http://schemas.microsoft.com/office/word/2010/wordprocessingInk" xmlns:wne="http://schemas.microsoft.com/office/word/2006/wordml" xmlns:wps="http://schemas.microsoft.com/office/word/2010/wordprocessingShape" mc:Ignorable="w14 w15 w16se w16cid wp14">
   <w:p>
     <w:pPr>
       <w:pStyle w:val="Footer"/>
@@ -631,7 +654,7 @@
 </file>
 
 <file path=word/footer2.xml><?xml version="1.0" encoding="utf-8"?>
-<w:ftr xmlns:wpc="http://schemas.microsoft.com/office/word/2010/wordprocessingCanvas" xmlns:cx="http://schemas.microsoft.com/office/drawing/2014/chartex" xmlns:cx1="http://schemas.microsoft.com/office/drawing/2015/9/8/chartex" xmlns:cx2="http://schemas.microsoft.com/office/drawing/2015/10/21/chartex" xmlns:cx3="http://schemas.microsoft.com/office/drawing/2016/5/9/chartex" xmlns:cx4="http://schemas.microsoft.com/office/drawing/2016/5/10/chartex" xmlns:cx5="http://schemas.microsoft.com/office/drawing/2016/5/11/chartex" xmlns:cx6="http://schemas.microsoft.com/office/drawing/2016/5/12/chartex" xmlns:cx7="http://schemas.microsoft.com/office/drawing/2016/5/13/chartex" xmlns:cx8="http://schemas.microsoft.com/office/drawing/2016/5/14/chartex" xmlns:mc="http://schemas.openxmlformats.org/markup-compatibility/2006" xmlns:aink="http://schemas.microsoft.com/office/drawing/2016/ink" xmlns:am3d="http://schemas.microsoft.com/office/drawing/2017/model3d" xmlns:o="urn:schemas-microsoft-com:office:office" xmlns:oel="http://schemas.microsoft.com/office/2019/extlst" xmlns:r="http://schemas.openxmlformats.org/officeDocument/2006/relationships" xmlns:m="http://schemas.openxmlformats.org/officeDocument/2006/math" xmlns:v="urn:schemas-microsoft-com:vml" xmlns:wp14="http://schemas.microsoft.com/office/word/2010/wordprocessingDrawing" xmlns:wp="http://schemas.openxmlformats.org/drawingml/2006/wordprocessingDrawing" xmlns:w10="urn:schemas-microsoft-com:office:word" xmlns:w="http://schemas.openxmlformats.org/wordprocessingml/2006/main" xmlns:w14="http://schemas.microsoft.com/office/word/2010/wordml" xmlns:w15="http://schemas.microsoft.com/office/word/2012/wordml" xmlns:w16cex="http://schemas.microsoft.com/office/word/2018/wordml/cex" xmlns:w16cid="http://schemas.microsoft.com/office/word/2016/wordml/cid" xmlns:w16="http://schemas.microsoft.com/office/word/2018/wordml" xmlns:w16du="http://schemas.microsoft.com/office/word/2023/wordml/word16du" xmlns:w16sdtdh="http://schemas.microsoft.com/office/word/2020/wordml/sdtdatahash" xmlns:w16sdtfl="http://schemas.microsoft.com/office/word/2024/wordml/sdtformatlock" xmlns:w16se="http://schemas.microsoft.com/office/word/2015/wordml/symex" xmlns:wpg="http://schemas.microsoft.com/office/word/2010/wordprocessingGroup" xmlns:wpi="http://schemas.microsoft.com/office/word/2010/wordprocessingInk" xmlns:wne="http://schemas.microsoft.com/office/word/2006/wordml" xmlns:wps="http://schemas.microsoft.com/office/word/2010/wordprocessingShape" mc:Ignorable="w14 w15 w16se w16cid w16 w16cex w16sdtdh w16sdtfl w16du wp14">
+<w:ftr xmlns:wpc="http://schemas.microsoft.com/office/word/2010/wordprocessingCanvas" xmlns:cx="http://schemas.microsoft.com/office/drawing/2014/chartex" xmlns:cx1="http://schemas.microsoft.com/office/drawing/2015/9/8/chartex" xmlns:cx2="http://schemas.microsoft.com/office/drawing/2015/10/21/chartex" xmlns:cx3="http://schemas.microsoft.com/office/drawing/2016/5/9/chartex" xmlns:cx4="http://schemas.microsoft.com/office/drawing/2016/5/10/chartex" xmlns:cx5="http://schemas.microsoft.com/office/drawing/2016/5/11/chartex" xmlns:cx6="http://schemas.microsoft.com/office/drawing/2016/5/12/chartex" xmlns:cx7="http://schemas.microsoft.com/office/drawing/2016/5/13/chartex" xmlns:cx8="http://schemas.microsoft.com/office/drawing/2016/5/14/chartex" xmlns:mc="http://schemas.openxmlformats.org/markup-compatibility/2006" xmlns:aink="http://schemas.microsoft.com/office/drawing/2016/ink" xmlns:am3d="http://schemas.microsoft.com/office/drawing/2017/model3d" xmlns:o="urn:schemas-microsoft-com:office:office" xmlns:r="http://schemas.openxmlformats.org/officeDocument/2006/relationships" xmlns:m="http://schemas.openxmlformats.org/officeDocument/2006/math" xmlns:v="urn:schemas-microsoft-com:vml" xmlns:wp14="http://schemas.microsoft.com/office/word/2010/wordprocessingDrawing" xmlns:wp="http://schemas.openxmlformats.org/drawingml/2006/wordprocessingDrawing" xmlns:w10="urn:schemas-microsoft-com:office:word" xmlns:w="http://schemas.openxmlformats.org/wordprocessingml/2006/main" xmlns:w14="http://schemas.microsoft.com/office/word/2010/wordml" xmlns:w15="http://schemas.microsoft.com/office/word/2012/wordml" xmlns:w16cid="http://schemas.microsoft.com/office/word/2016/wordml/cid" xmlns:w16se="http://schemas.microsoft.com/office/word/2015/wordml/symex" xmlns:wpg="http://schemas.microsoft.com/office/word/2010/wordprocessingGroup" xmlns:wpi="http://schemas.microsoft.com/office/word/2010/wordprocessingInk" xmlns:wne="http://schemas.microsoft.com/office/word/2006/wordml" xmlns:wps="http://schemas.microsoft.com/office/word/2010/wordprocessingShape" mc:Ignorable="w14 w15 w16se w16cid wp14">
   <w:p>
     <w:pPr>
       <w:pStyle w:val="Header"/>
@@ -947,7 +970,7 @@
 </file>
 
 <file path=word/footer3.xml><?xml version="1.0" encoding="utf-8"?>
-<w:ftr xmlns:wpc="http://schemas.microsoft.com/office/word/2010/wordprocessingCanvas" xmlns:cx="http://schemas.microsoft.com/office/drawing/2014/chartex" xmlns:cx1="http://schemas.microsoft.com/office/drawing/2015/9/8/chartex" xmlns:cx2="http://schemas.microsoft.com/office/drawing/2015/10/21/chartex" xmlns:cx3="http://schemas.microsoft.com/office/drawing/2016/5/9/chartex" xmlns:cx4="http://schemas.microsoft.com/office/drawing/2016/5/10/chartex" xmlns:cx5="http://schemas.microsoft.com/office/drawing/2016/5/11/chartex" xmlns:cx6="http://schemas.microsoft.com/office/drawing/2016/5/12/chartex" xmlns:cx7="http://schemas.microsoft.com/office/drawing/2016/5/13/chartex" xmlns:cx8="http://schemas.microsoft.com/office/drawing/2016/5/14/chartex" xmlns:mc="http://schemas.openxmlformats.org/markup-compatibility/2006" xmlns:aink="http://schemas.microsoft.com/office/drawing/2016/ink" xmlns:am3d="http://schemas.microsoft.com/office/drawing/2017/model3d" xmlns:o="urn:schemas-microsoft-com:office:office" xmlns:oel="http://schemas.microsoft.com/office/2019/extlst" xmlns:r="http://schemas.openxmlformats.org/officeDocument/2006/relationships" xmlns:m="http://schemas.openxmlformats.org/officeDocument/2006/math" xmlns:v="urn:schemas-microsoft-com:vml" xmlns:wp14="http://schemas.microsoft.com/office/word/2010/wordprocessingDrawing" xmlns:wp="http://schemas.openxmlformats.org/drawingml/2006/wordprocessingDrawing" xmlns:w10="urn:schemas-microsoft-com:office:word" xmlns:w="http://schemas.openxmlformats.org/wordprocessingml/2006/main" xmlns:w14="http://schemas.microsoft.com/office/word/2010/wordml" xmlns:w15="http://schemas.microsoft.com/office/word/2012/wordml" xmlns:w16cex="http://schemas.microsoft.com/office/word/2018/wordml/cex" xmlns:w16cid="http://schemas.microsoft.com/office/word/2016/wordml/cid" xmlns:w16="http://schemas.microsoft.com/office/word/2018/wordml" xmlns:w16du="http://schemas.microsoft.com/office/word/2023/wordml/word16du" xmlns:w16sdtdh="http://schemas.microsoft.com/office/word/2020/wordml/sdtdatahash" xmlns:w16sdtfl="http://schemas.microsoft.com/office/word/2024/wordml/sdtformatlock" xmlns:w16se="http://schemas.microsoft.com/office/word/2015/wordml/symex" xmlns:wpg="http://schemas.microsoft.com/office/word/2010/wordprocessingGroup" xmlns:wpi="http://schemas.microsoft.com/office/word/2010/wordprocessingInk" xmlns:wne="http://schemas.microsoft.com/office/word/2006/wordml" xmlns:wps="http://schemas.microsoft.com/office/word/2010/wordprocessingShape" mc:Ignorable="w14 w15 w16se w16cid w16 w16cex w16sdtdh w16sdtfl w16du wp14">
+<w:ftr xmlns:wpc="http://schemas.microsoft.com/office/word/2010/wordprocessingCanvas" xmlns:cx="http://schemas.microsoft.com/office/drawing/2014/chartex" xmlns:cx1="http://schemas.microsoft.com/office/drawing/2015/9/8/chartex" xmlns:cx2="http://schemas.microsoft.com/office/drawing/2015/10/21/chartex" xmlns:cx3="http://schemas.microsoft.com/office/drawing/2016/5/9/chartex" xmlns:cx4="http://schemas.microsoft.com/office/drawing/2016/5/10/chartex" xmlns:cx5="http://schemas.microsoft.com/office/drawing/2016/5/11/chartex" xmlns:cx6="http://schemas.microsoft.com/office/drawing/2016/5/12/chartex" xmlns:cx7="http://schemas.microsoft.com/office/drawing/2016/5/13/chartex" xmlns:cx8="http://schemas.microsoft.com/office/drawing/2016/5/14/chartex" xmlns:mc="http://schemas.openxmlformats.org/markup-compatibility/2006" xmlns:aink="http://schemas.microsoft.com/office/drawing/2016/ink" xmlns:am3d="http://schemas.microsoft.com/office/drawing/2017/model3d" xmlns:o="urn:schemas-microsoft-com:office:office" xmlns:r="http://schemas.openxmlformats.org/officeDocument/2006/relationships" xmlns:m="http://schemas.openxmlformats.org/officeDocument/2006/math" xmlns:v="urn:schemas-microsoft-com:vml" xmlns:wp14="http://schemas.microsoft.com/office/word/2010/wordprocessingDrawing" xmlns:wp="http://schemas.openxmlformats.org/drawingml/2006/wordprocessingDrawing" xmlns:w10="urn:schemas-microsoft-com:office:word" xmlns:w="http://schemas.openxmlformats.org/wordprocessingml/2006/main" xmlns:w14="http://schemas.microsoft.com/office/word/2010/wordml" xmlns:w15="http://schemas.microsoft.com/office/word/2012/wordml" xmlns:w16cid="http://schemas.microsoft.com/office/word/2016/wordml/cid" xmlns:w16se="http://schemas.microsoft.com/office/word/2015/wordml/symex" xmlns:wpg="http://schemas.microsoft.com/office/word/2010/wordprocessingGroup" xmlns:wpi="http://schemas.microsoft.com/office/word/2010/wordprocessingInk" xmlns:wne="http://schemas.microsoft.com/office/word/2006/wordml" xmlns:wps="http://schemas.microsoft.com/office/word/2010/wordprocessingShape" mc:Ignorable="w14 w15 w16se w16cid wp14">
   <w:p>
     <w:pPr>
       <w:pStyle w:val="Footer"/>
@@ -957,7 +980,7 @@
 </file>
 
 <file path=word/footnotes.xml><?xml version="1.0" encoding="utf-8"?>
-<w:footnotes xmlns:wpc="http://schemas.microsoft.com/office/word/2010/wordprocessingCanvas" xmlns:cx="http://schemas.microsoft.com/office/drawing/2014/chartex" xmlns:cx1="http://schemas.microsoft.com/office/drawing/2015/9/8/chartex" xmlns:cx2="http://schemas.microsoft.com/office/drawing/2015/10/21/chartex" xmlns:cx3="http://schemas.microsoft.com/office/drawing/2016/5/9/chartex" xmlns:cx4="http://schemas.microsoft.com/office/drawing/2016/5/10/chartex" xmlns:cx5="http://schemas.microsoft.com/office/drawing/2016/5/11/chartex" xmlns:cx6="http://schemas.microsoft.com/office/drawing/2016/5/12/chartex" xmlns:cx7="http://schemas.microsoft.com/office/drawing/2016/5/13/chartex" xmlns:cx8="http://schemas.microsoft.com/office/drawing/2016/5/14/chartex" xmlns:mc="http://schemas.openxmlformats.org/markup-compatibility/2006" xmlns:aink="http://schemas.microsoft.com/office/drawing/2016/ink" xmlns:am3d="http://schemas.microsoft.com/office/drawing/2017/model3d" xmlns:o="urn:schemas-microsoft-com:office:office" xmlns:oel="http://schemas.microsoft.com/office/2019/extlst" xmlns:r="http://schemas.openxmlformats.org/officeDocument/2006/relationships" xmlns:m="http://schemas.openxmlformats.org/officeDocument/2006/math" xmlns:v="urn:schemas-microsoft-com:vml" xmlns:wp14="http://schemas.microsoft.com/office/word/2010/wordprocessingDrawing" xmlns:wp="http://schemas.openxmlformats.org/drawingml/2006/wordprocessingDrawing" xmlns:w10="urn:schemas-microsoft-com:office:word" xmlns:w="http://schemas.openxmlformats.org/wordprocessingml/2006/main" xmlns:w14="http://schemas.microsoft.com/office/word/2010/wordml" xmlns:w15="http://schemas.microsoft.com/office/word/2012/wordml" xmlns:w16cex="http://schemas.microsoft.com/office/word/2018/wordml/cex" xmlns:w16cid="http://schemas.microsoft.com/office/word/2016/wordml/cid" xmlns:w16="http://schemas.microsoft.com/office/word/2018/wordml" xmlns:w16du="http://schemas.microsoft.com/office/word/2023/wordml/word16du" xmlns:w16sdtdh="http://schemas.microsoft.com/office/word/2020/wordml/sdtdatahash" xmlns:w16sdtfl="http://schemas.microsoft.com/office/word/2024/wordml/sdtformatlock" xmlns:w16se="http://schemas.microsoft.com/office/word/2015/wordml/symex" xmlns:wpg="http://schemas.microsoft.com/office/word/2010/wordprocessingGroup" xmlns:wpi="http://schemas.microsoft.com/office/word/2010/wordprocessingInk" xmlns:wne="http://schemas.microsoft.com/office/word/2006/wordml" xmlns:wps="http://schemas.microsoft.com/office/word/2010/wordprocessingShape" mc:Ignorable="w14 w15 w16se w16cid w16 w16cex w16sdtdh w16sdtfl w16du wp14">
+<w:footnotes xmlns:wpc="http://schemas.microsoft.com/office/word/2010/wordprocessingCanvas" xmlns:cx="http://schemas.microsoft.com/office/drawing/2014/chartex" xmlns:cx1="http://schemas.microsoft.com/office/drawing/2015/9/8/chartex" xmlns:cx2="http://schemas.microsoft.com/office/drawing/2015/10/21/chartex" xmlns:cx3="http://schemas.microsoft.com/office/drawing/2016/5/9/chartex" xmlns:cx4="http://schemas.microsoft.com/office/drawing/2016/5/10/chartex" xmlns:cx5="http://schemas.microsoft.com/office/drawing/2016/5/11/chartex" xmlns:cx6="http://schemas.microsoft.com/office/drawing/2016/5/12/chartex" xmlns:cx7="http://schemas.microsoft.com/office/drawing/2016/5/13/chartex" xmlns:cx8="http://schemas.microsoft.com/office/drawing/2016/5/14/chartex" xmlns:mc="http://schemas.openxmlformats.org/markup-compatibility/2006" xmlns:aink="http://schemas.microsoft.com/office/drawing/2016/ink" xmlns:am3d="http://schemas.microsoft.com/office/drawing/2017/model3d" xmlns:o="urn:schemas-microsoft-com:office:office" xmlns:r="http://schemas.openxmlformats.org/officeDocument/2006/relationships" xmlns:m="http://schemas.openxmlformats.org/officeDocument/2006/math" xmlns:v="urn:schemas-microsoft-com:vml" xmlns:wp14="http://schemas.microsoft.com/office/word/2010/wordprocessingDrawing" xmlns:wp="http://schemas.openxmlformats.org/drawingml/2006/wordprocessingDrawing" xmlns:w10="urn:schemas-microsoft-com:office:word" xmlns:w="http://schemas.openxmlformats.org/wordprocessingml/2006/main" xmlns:w14="http://schemas.microsoft.com/office/word/2010/wordml" xmlns:w15="http://schemas.microsoft.com/office/word/2012/wordml" xmlns:w16cid="http://schemas.microsoft.com/office/word/2016/wordml/cid" xmlns:w16se="http://schemas.microsoft.com/office/word/2015/wordml/symex" xmlns:wpg="http://schemas.microsoft.com/office/word/2010/wordprocessingGroup" xmlns:wpi="http://schemas.microsoft.com/office/word/2010/wordprocessingInk" xmlns:wne="http://schemas.microsoft.com/office/word/2006/wordml" xmlns:wps="http://schemas.microsoft.com/office/word/2010/wordprocessingShape" mc:Ignorable="w14 w15 w16se w16cid wp14">
   <w:footnote w:type="separator" w:id="-1">
     <w:p>
       <w:pPr>
@@ -982,7 +1005,7 @@
 </file>
 
 <file path=word/header1.xml><?xml version="1.0" encoding="utf-8"?>
-<w:hdr xmlns:wpc="http://schemas.microsoft.com/office/word/2010/wordprocessingCanvas" xmlns:cx="http://schemas.microsoft.com/office/drawing/2014/chartex" xmlns:cx1="http://schemas.microsoft.com/office/drawing/2015/9/8/chartex" xmlns:cx2="http://schemas.microsoft.com/office/drawing/2015/10/21/chartex" xmlns:cx3="http://schemas.microsoft.com/office/drawing/2016/5/9/chartex" xmlns:cx4="http://schemas.microsoft.com/office/drawing/2016/5/10/chartex" xmlns:cx5="http://schemas.microsoft.com/office/drawing/2016/5/11/chartex" xmlns:cx6="http://schemas.microsoft.com/office/drawing/2016/5/12/chartex" xmlns:cx7="http://schemas.microsoft.com/office/drawing/2016/5/13/chartex" xmlns:cx8="http://schemas.microsoft.com/office/drawing/2016/5/14/chartex" xmlns:mc="http://schemas.openxmlformats.org/markup-compatibility/2006" xmlns:aink="http://schemas.microsoft.com/office/drawing/2016/ink" xmlns:am3d="http://schemas.microsoft.com/office/drawing/2017/model3d" xmlns:o="urn:schemas-microsoft-com:office:office" xmlns:oel="http://schemas.microsoft.com/office/2019/extlst" xmlns:r="http://schemas.openxmlformats.org/officeDocument/2006/relationships" xmlns:m="http://schemas.openxmlformats.org/officeDocument/2006/math" xmlns:v="urn:schemas-microsoft-com:vml" xmlns:wp14="http://schemas.microsoft.com/office/word/2010/wordprocessingDrawing" xmlns:wp="http://schemas.openxmlformats.org/drawingml/2006/wordprocessingDrawing" xmlns:w10="urn:schemas-microsoft-com:office:word" xmlns:w="http://schemas.openxmlformats.org/wordprocessingml/2006/main" xmlns:w14="http://schemas.microsoft.com/office/word/2010/wordml" xmlns:w15="http://schemas.microsoft.com/office/word/2012/wordml" xmlns:w16cex="http://schemas.microsoft.com/office/word/2018/wordml/cex" xmlns:w16cid="http://schemas.microsoft.com/office/word/2016/wordml/cid" xmlns:w16="http://schemas.microsoft.com/office/word/2018/wordml" xmlns:w16du="http://schemas.microsoft.com/office/word/2023/wordml/word16du" xmlns:w16sdtdh="http://schemas.microsoft.com/office/word/2020/wordml/sdtdatahash" xmlns:w16sdtfl="http://schemas.microsoft.com/office/word/2024/wordml/sdtformatlock" xmlns:w16se="http://schemas.microsoft.com/office/word/2015/wordml/symex" xmlns:wpg="http://schemas.microsoft.com/office/word/2010/wordprocessingGroup" xmlns:wpi="http://schemas.microsoft.com/office/word/2010/wordprocessingInk" xmlns:wne="http://schemas.microsoft.com/office/word/2006/wordml" xmlns:wps="http://schemas.microsoft.com/office/word/2010/wordprocessingShape" mc:Ignorable="w14 w15 w16se w16cid w16 w16cex w16sdtdh w16sdtfl w16du wp14">
+<w:hdr xmlns:wpc="http://schemas.microsoft.com/office/word/2010/wordprocessingCanvas" xmlns:cx="http://schemas.microsoft.com/office/drawing/2014/chartex" xmlns:cx1="http://schemas.microsoft.com/office/drawing/2015/9/8/chartex" xmlns:cx2="http://schemas.microsoft.com/office/drawing/2015/10/21/chartex" xmlns:cx3="http://schemas.microsoft.com/office/drawing/2016/5/9/chartex" xmlns:cx4="http://schemas.microsoft.com/office/drawing/2016/5/10/chartex" xmlns:cx5="http://schemas.microsoft.com/office/drawing/2016/5/11/chartex" xmlns:cx6="http://schemas.microsoft.com/office/drawing/2016/5/12/chartex" xmlns:cx7="http://schemas.microsoft.com/office/drawing/2016/5/13/chartex" xmlns:cx8="http://schemas.microsoft.com/office/drawing/2016/5/14/chartex" xmlns:mc="http://schemas.openxmlformats.org/markup-compatibility/2006" xmlns:aink="http://schemas.microsoft.com/office/drawing/2016/ink" xmlns:am3d="http://schemas.microsoft.com/office/drawing/2017/model3d" xmlns:o="urn:schemas-microsoft-com:office:office" xmlns:r="http://schemas.openxmlformats.org/officeDocument/2006/relationships" xmlns:m="http://schemas.openxmlformats.org/officeDocument/2006/math" xmlns:v="urn:schemas-microsoft-com:vml" xmlns:wp14="http://schemas.microsoft.com/office/word/2010/wordprocessingDrawing" xmlns:wp="http://schemas.openxmlformats.org/drawingml/2006/wordprocessingDrawing" xmlns:w10="urn:schemas-microsoft-com:office:word" xmlns:w="http://schemas.openxmlformats.org/wordprocessingml/2006/main" xmlns:w14="http://schemas.microsoft.com/office/word/2010/wordml" xmlns:w15="http://schemas.microsoft.com/office/word/2012/wordml" xmlns:w16cid="http://schemas.microsoft.com/office/word/2016/wordml/cid" xmlns:w16se="http://schemas.microsoft.com/office/word/2015/wordml/symex" xmlns:wpg="http://schemas.microsoft.com/office/word/2010/wordprocessingGroup" xmlns:wpi="http://schemas.microsoft.com/office/word/2010/wordprocessingInk" xmlns:wne="http://schemas.microsoft.com/office/word/2006/wordml" xmlns:wps="http://schemas.microsoft.com/office/word/2010/wordprocessingShape" mc:Ignorable="w14 w15 w16se w16cid wp14">
   <w:p>
     <w:pPr>
       <w:pStyle w:val="Header"/>
@@ -992,7 +1015,7 @@
 </file>
 
 <file path=word/header2.xml><?xml version="1.0" encoding="utf-8"?>
-<w:hdr xmlns:wpc="http://schemas.microsoft.com/office/word/2010/wordprocessingCanvas" xmlns:cx="http://schemas.microsoft.com/office/drawing/2014/chartex" xmlns:cx1="http://schemas.microsoft.com/office/drawing/2015/9/8/chartex" xmlns:cx2="http://schemas.microsoft.com/office/drawing/2015/10/21/chartex" xmlns:cx3="http://schemas.microsoft.com/office/drawing/2016/5/9/chartex" xmlns:cx4="http://schemas.microsoft.com/office/drawing/2016/5/10/chartex" xmlns:cx5="http://schemas.microsoft.com/office/drawing/2016/5/11/chartex" xmlns:cx6="http://schemas.microsoft.com/office/drawing/2016/5/12/chartex" xmlns:cx7="http://schemas.microsoft.com/office/drawing/2016/5/13/chartex" xmlns:cx8="http://schemas.microsoft.com/office/drawing/2016/5/14/chartex" xmlns:mc="http://schemas.openxmlformats.org/markup-compatibility/2006" xmlns:aink="http://schemas.microsoft.com/office/drawing/2016/ink" xmlns:am3d="http://schemas.microsoft.com/office/drawing/2017/model3d" xmlns:o="urn:schemas-microsoft-com:office:office" xmlns:oel="http://schemas.microsoft.com/office/2019/extlst" xmlns:r="http://schemas.openxmlformats.org/officeDocument/2006/relationships" xmlns:m="http://schemas.openxmlformats.org/officeDocument/2006/math" xmlns:v="urn:schemas-microsoft-com:vml" xmlns:wp14="http://schemas.microsoft.com/office/word/2010/wordprocessingDrawing" xmlns:wp="http://schemas.openxmlformats.org/drawingml/2006/wordprocessingDrawing" xmlns:w10="urn:schemas-microsoft-com:office:word" xmlns:w="http://schemas.openxmlformats.org/wordprocessingml/2006/main" xmlns:w14="http://schemas.microsoft.com/office/word/2010/wordml" xmlns:w15="http://schemas.microsoft.com/office/word/2012/wordml" xmlns:w16cex="http://schemas.microsoft.com/office/word/2018/wordml/cex" xmlns:w16cid="http://schemas.microsoft.com/office/word/2016/wordml/cid" xmlns:w16="http://schemas.microsoft.com/office/word/2018/wordml" xmlns:w16du="http://schemas.microsoft.com/office/word/2023/wordml/word16du" xmlns:w16sdtdh="http://schemas.microsoft.com/office/word/2020/wordml/sdtdatahash" xmlns:w16sdtfl="http://schemas.microsoft.com/office/word/2024/wordml/sdtformatlock" xmlns:w16se="http://schemas.microsoft.com/office/word/2015/wordml/symex" xmlns:wpg="http://schemas.microsoft.com/office/word/2010/wordprocessingGroup" xmlns:wpi="http://schemas.microsoft.com/office/word/2010/wordprocessingInk" xmlns:wne="http://schemas.microsoft.com/office/word/2006/wordml" xmlns:wps="http://schemas.microsoft.com/office/word/2010/wordprocessingShape" mc:Ignorable="w14 w15 w16se w16cid w16 w16cex w16sdtdh w16sdtfl w16du wp14">
+<w:hdr xmlns:wpc="http://schemas.microsoft.com/office/word/2010/wordprocessingCanvas" xmlns:cx="http://schemas.microsoft.com/office/drawing/2014/chartex" xmlns:cx1="http://schemas.microsoft.com/office/drawing/2015/9/8/chartex" xmlns:cx2="http://schemas.microsoft.com/office/drawing/2015/10/21/chartex" xmlns:cx3="http://schemas.microsoft.com/office/drawing/2016/5/9/chartex" xmlns:cx4="http://schemas.microsoft.com/office/drawing/2016/5/10/chartex" xmlns:cx5="http://schemas.microsoft.com/office/drawing/2016/5/11/chartex" xmlns:cx6="http://schemas.microsoft.com/office/drawing/2016/5/12/chartex" xmlns:cx7="http://schemas.microsoft.com/office/drawing/2016/5/13/chartex" xmlns:cx8="http://schemas.microsoft.com/office/drawing/2016/5/14/chartex" xmlns:mc="http://schemas.openxmlformats.org/markup-compatibility/2006" xmlns:aink="http://schemas.microsoft.com/office/drawing/2016/ink" xmlns:am3d="http://schemas.microsoft.com/office/drawing/2017/model3d" xmlns:o="urn:schemas-microsoft-com:office:office" xmlns:r="http://schemas.openxmlformats.org/officeDocument/2006/relationships" xmlns:m="http://schemas.openxmlformats.org/officeDocument/2006/math" xmlns:v="urn:schemas-microsoft-com:vml" xmlns:wp14="http://schemas.microsoft.com/office/word/2010/wordprocessingDrawing" xmlns:wp="http://schemas.openxmlformats.org/drawingml/2006/wordprocessingDrawing" xmlns:w10="urn:schemas-microsoft-com:office:word" xmlns:w="http://schemas.openxmlformats.org/wordprocessingml/2006/main" xmlns:w14="http://schemas.microsoft.com/office/word/2010/wordml" xmlns:w15="http://schemas.microsoft.com/office/word/2012/wordml" xmlns:w16cid="http://schemas.microsoft.com/office/word/2016/wordml/cid" xmlns:w16se="http://schemas.microsoft.com/office/word/2015/wordml/symex" xmlns:wpg="http://schemas.microsoft.com/office/word/2010/wordprocessingGroup" xmlns:wpi="http://schemas.microsoft.com/office/word/2010/wordprocessingInk" xmlns:wne="http://schemas.microsoft.com/office/word/2006/wordml" xmlns:wps="http://schemas.microsoft.com/office/word/2010/wordprocessingShape" mc:Ignorable="w14 w15 w16se w16cid wp14">
   <w:p>
     <w:pPr>
       <w:pStyle w:val="Header"/>
@@ -1002,7 +1025,7 @@
 </file>
 
 <file path=word/header3.xml><?xml version="1.0" encoding="utf-8"?>
-<w:hdr xmlns:wpc="http://schemas.microsoft.com/office/word/2010/wordprocessingCanvas" xmlns:cx="http://schemas.microsoft.com/office/drawing/2014/chartex" xmlns:cx1="http://schemas.microsoft.com/office/drawing/2015/9/8/chartex" xmlns:cx2="http://schemas.microsoft.com/office/drawing/2015/10/21/chartex" xmlns:cx3="http://schemas.microsoft.com/office/drawing/2016/5/9/chartex" xmlns:cx4="http://schemas.microsoft.com/office/drawing/2016/5/10/chartex" xmlns:cx5="http://schemas.microsoft.com/office/drawing/2016/5/11/chartex" xmlns:cx6="http://schemas.microsoft.com/office/drawing/2016/5/12/chartex" xmlns:cx7="http://schemas.microsoft.com/office/drawing/2016/5/13/chartex" xmlns:cx8="http://schemas.microsoft.com/office/drawing/2016/5/14/chartex" xmlns:mc="http://schemas.openxmlformats.org/markup-compatibility/2006" xmlns:aink="http://schemas.microsoft.com/office/drawing/2016/ink" xmlns:am3d="http://schemas.microsoft.com/office/drawing/2017/model3d" xmlns:o="urn:schemas-microsoft-com:office:office" xmlns:oel="http://schemas.microsoft.com/office/2019/extlst" xmlns:r="http://schemas.openxmlformats.org/officeDocument/2006/relationships" xmlns:m="http://schemas.openxmlformats.org/officeDocument/2006/math" xmlns:v="urn:schemas-microsoft-com:vml" xmlns:wp14="http://schemas.microsoft.com/office/word/2010/wordprocessingDrawing" xmlns:wp="http://schemas.openxmlformats.org/drawingml/2006/wordprocessingDrawing" xmlns:w10="urn:schemas-microsoft-com:office:word" xmlns:w="http://schemas.openxmlformats.org/wordprocessingml/2006/main" xmlns:w14="http://schemas.microsoft.com/office/word/2010/wordml" xmlns:w15="http://schemas.microsoft.com/office/word/2012/wordml" xmlns:w16cex="http://schemas.microsoft.com/office/word/2018/wordml/cex" xmlns:w16cid="http://schemas.microsoft.com/office/word/2016/wordml/cid" xmlns:w16="http://schemas.microsoft.com/office/word/2018/wordml" xmlns:w16du="http://schemas.microsoft.com/office/word/2023/wordml/word16du" xmlns:w16sdtdh="http://schemas.microsoft.com/office/word/2020/wordml/sdtdatahash" xmlns:w16sdtfl="http://schemas.microsoft.com/office/word/2024/wordml/sdtformatlock" xmlns:w16se="http://schemas.microsoft.com/office/word/2015/wordml/symex" xmlns:wpg="http://schemas.microsoft.com/office/word/2010/wordprocessingGroup" xmlns:wpi="http://schemas.microsoft.com/office/word/2010/wordprocessingInk" xmlns:wne="http://schemas.microsoft.com/office/word/2006/wordml" xmlns:wps="http://schemas.microsoft.com/office/word/2010/wordprocessingShape" mc:Ignorable="w14 w15 w16se w16cid w16 w16cex w16sdtdh w16sdtfl w16du wp14">
+<w:hdr xmlns:wpc="http://schemas.microsoft.com/office/word/2010/wordprocessingCanvas" xmlns:cx="http://schemas.microsoft.com/office/drawing/2014/chartex" xmlns:cx1="http://schemas.microsoft.com/office/drawing/2015/9/8/chartex" xmlns:cx2="http://schemas.microsoft.com/office/drawing/2015/10/21/chartex" xmlns:cx3="http://schemas.microsoft.com/office/drawing/2016/5/9/chartex" xmlns:cx4="http://schemas.microsoft.com/office/drawing/2016/5/10/chartex" xmlns:cx5="http://schemas.microsoft.com/office/drawing/2016/5/11/chartex" xmlns:cx6="http://schemas.microsoft.com/office/drawing/2016/5/12/chartex" xmlns:cx7="http://schemas.microsoft.com/office/drawing/2016/5/13/chartex" xmlns:cx8="http://schemas.microsoft.com/office/drawing/2016/5/14/chartex" xmlns:mc="http://schemas.openxmlformats.org/markup-compatibility/2006" xmlns:aink="http://schemas.microsoft.com/office/drawing/2016/ink" xmlns:am3d="http://schemas.microsoft.com/office/drawing/2017/model3d" xmlns:o="urn:schemas-microsoft-com:office:office" xmlns:r="http://schemas.openxmlformats.org/officeDocument/2006/relationships" xmlns:m="http://schemas.openxmlformats.org/officeDocument/2006/math" xmlns:v="urn:schemas-microsoft-com:vml" xmlns:wp14="http://schemas.microsoft.com/office/word/2010/wordprocessingDrawing" xmlns:wp="http://schemas.openxmlformats.org/drawingml/2006/wordprocessingDrawing" xmlns:w10="urn:schemas-microsoft-com:office:word" xmlns:w="http://schemas.openxmlformats.org/wordprocessingml/2006/main" xmlns:w14="http://schemas.microsoft.com/office/word/2010/wordml" xmlns:w15="http://schemas.microsoft.com/office/word/2012/wordml" xmlns:w16cid="http://schemas.microsoft.com/office/word/2016/wordml/cid" xmlns:w16se="http://schemas.microsoft.com/office/word/2015/wordml/symex" xmlns:wpg="http://schemas.microsoft.com/office/word/2010/wordprocessingGroup" xmlns:wpi="http://schemas.microsoft.com/office/word/2010/wordprocessingInk" xmlns:wne="http://schemas.microsoft.com/office/word/2006/wordml" xmlns:wps="http://schemas.microsoft.com/office/word/2010/wordprocessingShape" mc:Ignorable="w14 w15 w16se w16cid wp14">
   <w:p>
     <w:pPr>
       <w:pStyle w:val="Header"/>
@@ -1012,7 +1035,7 @@
 </file>
 
 <file path=word/numbering.xml><?xml version="1.0" encoding="utf-8"?>
-<w:numbering xmlns:wpc="http://schemas.microsoft.com/office/word/2010/wordprocessingCanvas" xmlns:cx="http://schemas.microsoft.com/office/drawing/2014/chartex" xmlns:cx1="http://schemas.microsoft.com/office/drawing/2015/9/8/chartex" xmlns:cx2="http://schemas.microsoft.com/office/drawing/2015/10/21/chartex" xmlns:cx3="http://schemas.microsoft.com/office/drawing/2016/5/9/chartex" xmlns:cx4="http://schemas.microsoft.com/office/drawing/2016/5/10/chartex" xmlns:cx5="http://schemas.microsoft.com/office/drawing/2016/5/11/chartex" xmlns:cx6="http://schemas.microsoft.com/office/drawing/2016/5/12/chartex" xmlns:cx7="http://schemas.microsoft.com/office/drawing/2016/5/13/chartex" xmlns:cx8="http://schemas.microsoft.com/office/drawing/2016/5/14/chartex" xmlns:mc="http://schemas.openxmlformats.org/markup-compatibility/2006" xmlns:aink="http://schemas.microsoft.com/office/drawing/2016/ink" xmlns:am3d="http://schemas.microsoft.com/office/drawing/2017/model3d" xmlns:o="urn:schemas-microsoft-com:office:office" xmlns:oel="http://schemas.microsoft.com/office/2019/extlst" xmlns:r="http://schemas.openxmlformats.org/officeDocument/2006/relationships" xmlns:m="http://schemas.openxmlformats.org/officeDocument/2006/math" xmlns:v="urn:schemas-microsoft-com:vml" xmlns:wp14="http://schemas.microsoft.com/office/word/2010/wordprocessingDrawing" xmlns:wp="http://schemas.openxmlformats.org/drawingml/2006/wordprocessingDrawing" xmlns:w10="urn:schemas-microsoft-com:office:word" xmlns:w="http://schemas.openxmlformats.org/wordprocessingml/2006/main" xmlns:w14="http://schemas.microsoft.com/office/word/2010/wordml" xmlns:w15="http://schemas.microsoft.com/office/word/2012/wordml" xmlns:w16cex="http://schemas.microsoft.com/office/word/2018/wordml/cex" xmlns:w16cid="http://schemas.microsoft.com/office/word/2016/wordml/cid" xmlns:w16="http://schemas.microsoft.com/office/word/2018/wordml" xmlns:w16du="http://schemas.microsoft.com/office/word/2023/wordml/word16du" xmlns:w16sdtdh="http://schemas.microsoft.com/office/word/2020/wordml/sdtdatahash" xmlns:w16sdtfl="http://schemas.microsoft.com/office/word/2024/wordml/sdtformatlock" xmlns:w16se="http://schemas.microsoft.com/office/word/2015/wordml/symex" xmlns:wpg="http://schemas.microsoft.com/office/word/2010/wordprocessingGroup" xmlns:wpi="http://schemas.microsoft.com/office/word/2010/wordprocessingInk" xmlns:wne="http://schemas.microsoft.com/office/word/2006/wordml" xmlns:wps="http://schemas.microsoft.com/office/word/2010/wordprocessingShape" mc:Ignorable="w14 w15 w16se w16cid w16 w16cex w16sdtdh w16sdtfl w16du wp14">
+<w:numbering xmlns:wpc="http://schemas.microsoft.com/office/word/2010/wordprocessingCanvas" xmlns:cx="http://schemas.microsoft.com/office/drawing/2014/chartex" xmlns:cx1="http://schemas.microsoft.com/office/drawing/2015/9/8/chartex" xmlns:cx2="http://schemas.microsoft.com/office/drawing/2015/10/21/chartex" xmlns:cx3="http://schemas.microsoft.com/office/drawing/2016/5/9/chartex" xmlns:cx4="http://schemas.microsoft.com/office/drawing/2016/5/10/chartex" xmlns:cx5="http://schemas.microsoft.com/office/drawing/2016/5/11/chartex" xmlns:cx6="http://schemas.microsoft.com/office/drawing/2016/5/12/chartex" xmlns:cx7="http://schemas.microsoft.com/office/drawing/2016/5/13/chartex" xmlns:cx8="http://schemas.microsoft.com/office/drawing/2016/5/14/chartex" xmlns:mc="http://schemas.openxmlformats.org/markup-compatibility/2006" xmlns:aink="http://schemas.microsoft.com/office/drawing/2016/ink" xmlns:am3d="http://schemas.microsoft.com/office/drawing/2017/model3d" xmlns:o="urn:schemas-microsoft-com:office:office" xmlns:r="http://schemas.openxmlformats.org/officeDocument/2006/relationships" xmlns:m="http://schemas.openxmlformats.org/officeDocument/2006/math" xmlns:v="urn:schemas-microsoft-com:vml" xmlns:wp14="http://schemas.microsoft.com/office/word/2010/wordprocessingDrawing" xmlns:wp="http://schemas.openxmlformats.org/drawingml/2006/wordprocessingDrawing" xmlns:w10="urn:schemas-microsoft-com:office:word" xmlns:w="http://schemas.openxmlformats.org/wordprocessingml/2006/main" xmlns:w14="http://schemas.microsoft.com/office/word/2010/wordml" xmlns:w15="http://schemas.microsoft.com/office/word/2012/wordml" xmlns:w16cid="http://schemas.microsoft.com/office/word/2016/wordml/cid" xmlns:w16se="http://schemas.microsoft.com/office/word/2015/wordml/symex" xmlns:wpg="http://schemas.microsoft.com/office/word/2010/wordprocessingGroup" xmlns:wpi="http://schemas.microsoft.com/office/word/2010/wordprocessingInk" xmlns:wne="http://schemas.microsoft.com/office/word/2006/wordml" xmlns:wps="http://schemas.microsoft.com/office/word/2010/wordprocessingShape" mc:Ignorable="w14 w15 w16se w16cid wp14">
   <w:abstractNum w:abstractNumId="0" w15:restartNumberingAfterBreak="0">
     <w:nsid w:val="000E40D5"/>
     <w:multiLevelType w:val="multilevel"/>
@@ -6639,125 +6662,125 @@
       </w:rPr>
     </w:lvl>
   </w:abstractNum>
-  <w:num w:numId="1" w16cid:durableId="1518695195">
+  <w:num w:numId="1">
     <w:abstractNumId w:val="10"/>
   </w:num>
-  <w:num w:numId="2" w16cid:durableId="1049381009">
+  <w:num w:numId="2">
     <w:abstractNumId w:val="20"/>
   </w:num>
-  <w:num w:numId="3" w16cid:durableId="1590655914">
+  <w:num w:numId="3">
     <w:abstractNumId w:val="4"/>
   </w:num>
-  <w:num w:numId="4" w16cid:durableId="670528567">
+  <w:num w:numId="4">
     <w:abstractNumId w:val="21"/>
   </w:num>
-  <w:num w:numId="5" w16cid:durableId="863132492">
+  <w:num w:numId="5">
     <w:abstractNumId w:val="23"/>
   </w:num>
-  <w:num w:numId="6" w16cid:durableId="540435857">
+  <w:num w:numId="6">
     <w:abstractNumId w:val="19"/>
   </w:num>
-  <w:num w:numId="7" w16cid:durableId="840268835">
+  <w:num w:numId="7">
     <w:abstractNumId w:val="9"/>
   </w:num>
-  <w:num w:numId="8" w16cid:durableId="125046988">
+  <w:num w:numId="8">
     <w:abstractNumId w:val="0"/>
   </w:num>
-  <w:num w:numId="9" w16cid:durableId="1760716323">
+  <w:num w:numId="9">
     <w:abstractNumId w:val="27"/>
   </w:num>
-  <w:num w:numId="10" w16cid:durableId="1734815428">
+  <w:num w:numId="10">
     <w:abstractNumId w:val="31"/>
   </w:num>
-  <w:num w:numId="11" w16cid:durableId="785663720">
+  <w:num w:numId="11">
     <w:abstractNumId w:val="6"/>
   </w:num>
-  <w:num w:numId="12" w16cid:durableId="887183758">
+  <w:num w:numId="12">
     <w:abstractNumId w:val="33"/>
   </w:num>
-  <w:num w:numId="13" w16cid:durableId="549463083">
+  <w:num w:numId="13">
     <w:abstractNumId w:val="12"/>
   </w:num>
-  <w:num w:numId="14" w16cid:durableId="342585997">
+  <w:num w:numId="14">
     <w:abstractNumId w:val="37"/>
   </w:num>
-  <w:num w:numId="15" w16cid:durableId="1207178618">
+  <w:num w:numId="15">
     <w:abstractNumId w:val="34"/>
   </w:num>
-  <w:num w:numId="16" w16cid:durableId="324743055">
+  <w:num w:numId="16">
     <w:abstractNumId w:val="11"/>
   </w:num>
-  <w:num w:numId="17" w16cid:durableId="124396660">
+  <w:num w:numId="17">
     <w:abstractNumId w:val="36"/>
   </w:num>
-  <w:num w:numId="18" w16cid:durableId="122358292">
+  <w:num w:numId="18">
     <w:abstractNumId w:val="22"/>
   </w:num>
-  <w:num w:numId="19" w16cid:durableId="392429654">
+  <w:num w:numId="19">
     <w:abstractNumId w:val="2"/>
   </w:num>
-  <w:num w:numId="20" w16cid:durableId="559098294">
+  <w:num w:numId="20">
     <w:abstractNumId w:val="1"/>
   </w:num>
-  <w:num w:numId="21" w16cid:durableId="634412599">
+  <w:num w:numId="21">
     <w:abstractNumId w:val="8"/>
   </w:num>
-  <w:num w:numId="22" w16cid:durableId="1482238022">
+  <w:num w:numId="22">
     <w:abstractNumId w:val="16"/>
   </w:num>
-  <w:num w:numId="23" w16cid:durableId="996303921">
+  <w:num w:numId="23">
     <w:abstractNumId w:val="24"/>
   </w:num>
-  <w:num w:numId="24" w16cid:durableId="1243832133">
+  <w:num w:numId="24">
     <w:abstractNumId w:val="14"/>
   </w:num>
-  <w:num w:numId="25" w16cid:durableId="560361652">
+  <w:num w:numId="25">
     <w:abstractNumId w:val="13"/>
   </w:num>
-  <w:num w:numId="26" w16cid:durableId="1149438690">
+  <w:num w:numId="26">
     <w:abstractNumId w:val="15"/>
   </w:num>
-  <w:num w:numId="27" w16cid:durableId="1861313259">
+  <w:num w:numId="27">
     <w:abstractNumId w:val="32"/>
   </w:num>
-  <w:num w:numId="28" w16cid:durableId="1905405043">
+  <w:num w:numId="28">
     <w:abstractNumId w:val="35"/>
   </w:num>
-  <w:num w:numId="29" w16cid:durableId="943801559">
+  <w:num w:numId="29">
     <w:abstractNumId w:val="29"/>
   </w:num>
-  <w:num w:numId="30" w16cid:durableId="1906447566">
+  <w:num w:numId="30">
     <w:abstractNumId w:val="17"/>
   </w:num>
-  <w:num w:numId="31" w16cid:durableId="1296839225">
+  <w:num w:numId="31">
     <w:abstractNumId w:val="28"/>
   </w:num>
-  <w:num w:numId="32" w16cid:durableId="1003316227">
+  <w:num w:numId="32">
     <w:abstractNumId w:val="5"/>
   </w:num>
-  <w:num w:numId="33" w16cid:durableId="1364402457">
+  <w:num w:numId="33">
     <w:abstractNumId w:val="26"/>
   </w:num>
-  <w:num w:numId="34" w16cid:durableId="1411807843">
+  <w:num w:numId="34">
     <w:abstractNumId w:val="30"/>
   </w:num>
-  <w:num w:numId="35" w16cid:durableId="1931158840">
+  <w:num w:numId="35">
     <w:abstractNumId w:val="25"/>
   </w:num>
-  <w:num w:numId="36" w16cid:durableId="141701785">
+  <w:num w:numId="36">
     <w:abstractNumId w:val="3"/>
   </w:num>
-  <w:num w:numId="37" w16cid:durableId="1982226180">
+  <w:num w:numId="37">
     <w:abstractNumId w:val="7"/>
   </w:num>
-  <w:num w:numId="38" w16cid:durableId="1457067528">
+  <w:num w:numId="38">
     <w:abstractNumId w:val="18"/>
   </w:num>
 </w:numbering>
 </file>
 
 <file path=word/styles.xml><?xml version="1.0" encoding="utf-8"?>
-<w:styles xmlns:mc="http://schemas.openxmlformats.org/markup-compatibility/2006" xmlns:r="http://schemas.openxmlformats.org/officeDocument/2006/relationships" xmlns:w="http://schemas.openxmlformats.org/wordprocessingml/2006/main" xmlns:w14="http://schemas.microsoft.com/office/word/2010/wordml" xmlns:w15="http://schemas.microsoft.com/office/word/2012/wordml" xmlns:w16cex="http://schemas.microsoft.com/office/word/2018/wordml/cex" xmlns:w16cid="http://schemas.microsoft.com/office/word/2016/wordml/cid" xmlns:w16="http://schemas.microsoft.com/office/word/2018/wordml" xmlns:w16du="http://schemas.microsoft.com/office/word/2023/wordml/word16du" xmlns:w16sdtdh="http://schemas.microsoft.com/office/word/2020/wordml/sdtdatahash" xmlns:w16sdtfl="http://schemas.microsoft.com/office/word/2024/wordml/sdtformatlock" xmlns:w16se="http://schemas.microsoft.com/office/word/2015/wordml/symex" mc:Ignorable="w14 w15 w16se w16cid w16 w16cex w16sdtdh w16sdtfl w16du">
+<w:styles xmlns:mc="http://schemas.openxmlformats.org/markup-compatibility/2006" xmlns:r="http://schemas.openxmlformats.org/officeDocument/2006/relationships" xmlns:w="http://schemas.openxmlformats.org/wordprocessingml/2006/main" xmlns:w14="http://schemas.microsoft.com/office/word/2010/wordml" xmlns:w15="http://schemas.microsoft.com/office/word/2012/wordml" xmlns:w16cid="http://schemas.microsoft.com/office/word/2016/wordml/cid" xmlns:w16se="http://schemas.microsoft.com/office/word/2015/wordml/symex" mc:Ignorable="w14 w15 w16se w16cid">
   <w:docDefaults>
     <w:rPrDefault>
       <w:rPr>
@@ -6773,7 +6796,7 @@
       </w:pPr>
     </w:pPrDefault>
   </w:docDefaults>
-  <w:latentStyles w:defLockedState="0" w:defUIPriority="99" w:defSemiHidden="0" w:defUnhideWhenUsed="0" w:defQFormat="0" w:count="376">
+  <w:latentStyles w:defLockedState="0" w:defUIPriority="99" w:defSemiHidden="0" w:defUnhideWhenUsed="0" w:defQFormat="0" w:count="375">
     <w:lsdException w:name="Normal" w:uiPriority="0" w:qFormat="1"/>
     <w:lsdException w:name="heading 1" w:uiPriority="9" w:qFormat="1"/>
     <w:lsdException w:name="heading 2" w:semiHidden="1" w:uiPriority="9" w:unhideWhenUsed="1" w:qFormat="1"/>
@@ -7149,7 +7172,6 @@
     <w:lsdException w:name="Smart Hyperlink" w:semiHidden="1" w:unhideWhenUsed="1"/>
     <w:lsdException w:name="Hashtag" w:semiHidden="1" w:unhideWhenUsed="1"/>
     <w:lsdException w:name="Unresolved Mention" w:semiHidden="1" w:unhideWhenUsed="1"/>
-    <w:lsdException w:name="Smart Link" w:semiHidden="1" w:unhideWhenUsed="1"/>
   </w:latentStyles>
   <w:style w:type="paragraph" w:default="1" w:styleId="Normal">
     <w:name w:val="Normal"/>
@@ -7198,6 +7220,7 @@
   <w:style w:type="character" w:default="1" w:styleId="DefaultParagraphFont">
     <w:name w:val="Default Paragraph Font"/>
     <w:uiPriority w:val="1"/>
+    <w:semiHidden/>
     <w:unhideWhenUsed/>
   </w:style>
   <w:style w:type="table" w:default="1" w:styleId="TableNormal">
